--- a/Путилин Смотров.docx
+++ b/Путилин Смотров.docx
@@ -58,7 +58,6 @@
           <w:rFonts w:ascii="Times New Roman" w:hAnsi="Times New Roman" w:cs="Times New Roman"/>
           <w:sz w:val="24"/>
           <w:szCs w:val="24"/>
-          <w:lang w:val="en-US"/>
         </w:rPr>
         <w:t>:</w:t>
       </w:r>
@@ -2028,83 +2027,6 @@
             </a:graphic>
           </wp:inline>
         </w:drawing>
-      </w:r>
-    </w:p>
-    <w:p>
-      <w:pPr>
-        <w:jc w:val="both"/>
-        <w:rPr>
-          <w:rFonts w:ascii="Times New Roman" w:hAnsi="Times New Roman" w:cs="Times New Roman"/>
-          <w:sz w:val="24"/>
-          <w:szCs w:val="24"/>
-        </w:rPr>
-      </w:pPr>
-      <w:r>
-        <w:rPr>
-          <w:rFonts w:ascii="Times New Roman" w:hAnsi="Times New Roman" w:cs="Times New Roman"/>
-          <w:sz w:val="24"/>
-          <w:szCs w:val="24"/>
-        </w:rPr>
-        <w:t>Не успел скинуть на сервер</w:t>
-      </w:r>
-      <w:r>
-        <w:rPr>
-          <w:rFonts w:ascii="Times New Roman" w:hAnsi="Times New Roman" w:cs="Times New Roman"/>
-          <w:sz w:val="24"/>
-          <w:szCs w:val="24"/>
-        </w:rPr>
-        <w:t xml:space="preserve"> </w:t>
-      </w:r>
-      <w:r>
-        <w:rPr>
-          <w:rFonts w:ascii="Times New Roman" w:hAnsi="Times New Roman" w:cs="Times New Roman"/>
-          <w:sz w:val="24"/>
-          <w:szCs w:val="24"/>
-        </w:rPr>
-        <w:t>своего репозитория</w:t>
-      </w:r>
-      <w:r>
-        <w:rPr>
-          <w:rFonts w:ascii="Times New Roman" w:hAnsi="Times New Roman" w:cs="Times New Roman"/>
-          <w:sz w:val="24"/>
-          <w:szCs w:val="24"/>
-        </w:rPr>
-        <w:t xml:space="preserve"> </w:t>
-      </w:r>
-      <w:r>
-        <w:rPr>
-          <w:rFonts w:ascii="Times New Roman" w:hAnsi="Times New Roman" w:cs="Times New Roman"/>
-          <w:sz w:val="24"/>
-          <w:szCs w:val="24"/>
-          <w:lang w:val="en-US"/>
-        </w:rPr>
-        <w:t>Go</w:t>
-      </w:r>
-      <w:r>
-        <w:rPr>
-          <w:rFonts w:ascii="Times New Roman" w:hAnsi="Times New Roman" w:cs="Times New Roman"/>
-          <w:sz w:val="24"/>
-          <w:szCs w:val="24"/>
-        </w:rPr>
-        <w:t xml:space="preserve"> </w:t>
-      </w:r>
-      <w:r>
-        <w:rPr>
-          <w:rFonts w:ascii="Times New Roman" w:hAnsi="Times New Roman" w:cs="Times New Roman"/>
-          <w:sz w:val="24"/>
-          <w:szCs w:val="24"/>
-          <w:lang w:val="en-US"/>
-        </w:rPr>
-        <w:t>G</w:t>
-      </w:r>
-      <w:r>
-        <w:rPr>
-          <w:rFonts w:ascii="Times New Roman" w:hAnsi="Times New Roman" w:cs="Times New Roman"/>
-          <w:sz w:val="24"/>
-          <w:szCs w:val="24"/>
-          <w:lang w:val="en-US"/>
-        </w:rPr>
-        <w:t>s</w:t>
       </w:r>
     </w:p>
     <w:sectPr>
